--- a/documentation/dev sprint 2.pdf.docx
+++ b/documentation/dev sprint 2.pdf.docx
@@ -79,7 +79,13 @@
         <w:rPr>
           <w:lang w:val="de-DE"/>
         </w:rPr>
-        <w:t>Sprint Dokumentation DEV-Sprint #2</w:t>
+        <w:t>Sprint Dokumentation DEV-Sprint #</w:t>
+      </w:r>
+      <w:r>
+        <w:rPr>
+          <w:lang w:val="de-DE"/>
+        </w:rPr>
+        <w:t>4</w:t>
       </w:r>
     </w:p>
     <w:p>
@@ -105,41 +111,56 @@
     </w:p>
     <w:p>
       <w:pPr>
-        <w:rPr>
-          <w:lang w:val="de-DE"/>
-        </w:rPr>
-      </w:pPr>
-      <w:r>
-        <w:rPr>
-          <w:lang w:val="de-DE"/>
-        </w:rPr>
-        <w:t>- Buttons</w:t>
-      </w:r>
-    </w:p>
-    <w:p>
-      <w:pPr>
-        <w:rPr>
-          <w:lang w:val="de-DE"/>
-        </w:rPr>
-      </w:pPr>
-      <w:r>
-        <w:rPr>
-          <w:lang w:val="de-DE"/>
-        </w:rPr>
-        <w:t>- Kernfunktion einbauen</w:t>
-      </w:r>
-    </w:p>
-    <w:p>
-      <w:pPr>
-        <w:rPr>
-          <w:lang w:val="de-DE"/>
-        </w:rPr>
-      </w:pPr>
-      <w:r>
-        <w:rPr>
-          <w:lang w:val="de-DE"/>
-        </w:rPr>
-        <w:t>- JSON-Datei (ohne Fotos)</w:t>
+        <w:pStyle w:val="Listenabsatz"/>
+        <w:numPr>
+          <w:ilvl w:val="0"/>
+          <w:numId w:val="2"/>
+        </w:numPr>
+        <w:rPr>
+          <w:lang w:val="de-DE"/>
+        </w:rPr>
+      </w:pPr>
+      <w:r>
+        <w:rPr>
+          <w:lang w:val="de-DE"/>
+        </w:rPr>
+        <w:t>LocalStorage integrieren (Skins die man equipt)</w:t>
+      </w:r>
+    </w:p>
+    <w:p>
+      <w:pPr>
+        <w:pStyle w:val="Listenabsatz"/>
+        <w:numPr>
+          <w:ilvl w:val="0"/>
+          <w:numId w:val="2"/>
+        </w:numPr>
+        <w:rPr>
+          <w:lang w:val="de-DE"/>
+        </w:rPr>
+      </w:pPr>
+      <w:r>
+        <w:rPr>
+          <w:lang w:val="de-DE"/>
+        </w:rPr>
+        <w:t>Cosmetic shop erweitern (verschiedene Skins anzeigen, Preise…)</w:t>
+      </w:r>
+    </w:p>
+    <w:p>
+      <w:pPr>
+        <w:pStyle w:val="Listenabsatz"/>
+        <w:numPr>
+          <w:ilvl w:val="0"/>
+          <w:numId w:val="2"/>
+        </w:numPr>
+        <w:rPr>
+          <w:lang w:val="de-DE"/>
+        </w:rPr>
+      </w:pPr>
+      <w:r>
+        <w:rPr>
+          <w:lang w:val="de-DE"/>
+        </w:rPr>
+        <w:t>Sounddesign anfangen</w:t>
       </w:r>
     </w:p>
     <w:p>
@@ -173,25 +194,177 @@
         <w:rPr>
           <w:lang w:val="de-DE"/>
         </w:rPr>
-        <w:t xml:space="preserve">Kernfunktion grundsätzlich implementiert aber keine Chance zum auszuprobieren wegen Fehlermeldung: </w:t>
-      </w:r>
-    </w:p>
-    <w:p>
-      <w:pPr>
-        <w:rPr>
-          <w:lang w:val="de-DE"/>
-        </w:rPr>
-      </w:pPr>
-      <w:r>
-        <w:rPr>
-          <w:noProof/>
-          <w:lang w:val="de-DE"/>
-        </w:rPr>
+        <w:t>Howler.js f</w:t>
+      </w:r>
+      <w:r>
+        <w:rPr>
+          <w:lang w:val="de-DE"/>
+        </w:rPr>
+        <w:t>unktioniert anscheinend doch? (sounds werden abgespielt)</w:t>
+      </w:r>
+    </w:p>
+    <w:p>
+      <w:pPr>
+        <w:rPr>
+          <w:lang w:val="de-DE"/>
+        </w:rPr>
+      </w:pPr>
+      <w:r>
+        <w:rPr>
+          <w:lang w:val="de-DE"/>
+        </w:rPr>
+        <w:t>Im cosmetic-shop gibt es jetzt die verschiedenen skins und wie viel sie kosten. Soundeffekte wurden hinzugefügt (beim kaufen, auswählen, wenn man nicht genügend münzen hat)</w:t>
+      </w:r>
+      <w:r>
+        <w:rPr>
+          <w:lang w:val="de-DE"/>
+        </w:rPr>
+        <w:t xml:space="preserve">  </w:t>
+      </w:r>
+    </w:p>
+    <w:p>
+      <w:pPr>
+        <w:rPr>
+          <w:lang w:val="de-DE"/>
+        </w:rPr>
+      </w:pPr>
+      <w:r>
+        <w:rPr>
+          <w:lang w:val="de-DE"/>
+        </w:rPr>
+        <w:t>LocalStorage für die skins habe ich gemacht, es wird sogar der richtige Skin im Storage angezeigt aber leider nicht im Spiel ausgewählt (basis skin wird benutzt)</w:t>
+      </w:r>
+      <w:r>
+        <w:rPr>
+          <w:lang w:val="de-DE"/>
+        </w:rPr>
+        <w:t xml:space="preserve"> – konnte durch plötzlichen erkrankrung seit Freitag nicht behoben werden (habe es denoch versucht)</w:t>
+      </w:r>
+    </w:p>
+    <w:p>
+      <w:pPr>
+        <w:rPr>
+          <w:lang w:val="de-DE"/>
+        </w:rPr>
+      </w:pPr>
+      <w:r>
+        <w:rPr>
+          <w:lang w:val="de-DE"/>
+        </w:rPr>
+        <w:t>Die ganzen grafiken wurden erfolgreich gezeichnet (17h in ProCreate diese Woche)</w:t>
+      </w:r>
+    </w:p>
+    <w:p>
+      <w:pPr>
+        <w:pStyle w:val="berschrift2"/>
+        <w:rPr>
+          <w:lang w:val="de-DE"/>
+        </w:rPr>
+      </w:pPr>
+    </w:p>
+    <w:p>
+      <w:pPr>
+        <w:pStyle w:val="berschrift2"/>
+        <w:rPr>
+          <w:lang w:val="de-DE"/>
+        </w:rPr>
+      </w:pPr>
+      <w:r>
+        <w:rPr>
+          <w:lang w:val="de-DE"/>
+        </w:rPr>
+        <w:t>Meine Ziele für den nächsten Sprint</w:t>
+      </w:r>
+    </w:p>
+    <w:p>
+      <w:pPr>
+        <w:pStyle w:val="Listenabsatz"/>
+        <w:numPr>
+          <w:ilvl w:val="0"/>
+          <w:numId w:val="1"/>
+        </w:numPr>
+        <w:rPr>
+          <w:lang w:val="de-DE"/>
+        </w:rPr>
+      </w:pPr>
+      <w:r>
+        <w:rPr>
+          <w:lang w:val="de-DE"/>
+        </w:rPr>
+        <w:t>Fehler beheben</w:t>
+      </w:r>
+      <w:r>
+        <w:rPr>
+          <w:lang w:val="de-DE"/>
+        </w:rPr>
+        <w:t xml:space="preserve"> (localStorage)</w:t>
+      </w:r>
+    </w:p>
+    <w:p>
+      <w:pPr>
+        <w:pStyle w:val="Listenabsatz"/>
+        <w:numPr>
+          <w:ilvl w:val="0"/>
+          <w:numId w:val="1"/>
+        </w:numPr>
+        <w:rPr>
+          <w:lang w:val="de-DE"/>
+        </w:rPr>
+      </w:pPr>
+      <w:r>
+        <w:rPr>
+          <w:lang w:val="de-DE"/>
+        </w:rPr>
+        <w:t>Sounddesign fertig machen + Hintergrundsmusik</w:t>
+      </w:r>
+    </w:p>
+    <w:p>
+      <w:pPr>
+        <w:pStyle w:val="Listenabsatz"/>
+        <w:numPr>
+          <w:ilvl w:val="0"/>
+          <w:numId w:val="1"/>
+        </w:numPr>
+        <w:rPr>
+          <w:lang w:val="de-DE"/>
+        </w:rPr>
+      </w:pPr>
+      <w:r>
+        <w:rPr>
+          <w:lang w:val="de-DE"/>
+        </w:rPr>
+        <w:t xml:space="preserve">Punktesystem und </w:t>
+      </w:r>
+      <w:r>
+        <w:rPr>
+          <w:lang w:val="de-DE"/>
+        </w:rPr>
+        <w:t>Gegner</w:t>
+      </w:r>
+    </w:p>
+    <w:p>
+      <w:pPr>
+        <w:rPr>
+          <w:lang w:val="de-DE"/>
+        </w:rPr>
+      </w:pPr>
+    </w:p>
+    <w:p>
+      <w:pPr>
+        <w:rPr>
+          <w:lang w:val="de-DE"/>
+        </w:rPr>
+      </w:pPr>
+      <w:r>
+        <w:rPr>
+          <w:lang w:val="de-DE"/>
+        </w:rPr>
+        <w:lastRenderedPageBreak/>
         <w:drawing>
-          <wp:inline distT="0" distB="0" distL="0" distR="0" wp14:anchorId="7D60863C" wp14:editId="692B0C26">
-            <wp:extent cx="5760720" cy="876300"/>
+          <wp:inline distT="0" distB="0" distL="0" distR="0" wp14:anchorId="712A563B" wp14:editId="21F50744">
+            <wp:extent cx="5760720" cy="3302000"/>
             <wp:effectExtent l="0" t="0" r="0" b="0"/>
-            <wp:docPr id="475771421" name="Grafik 1"/>
+            <wp:docPr id="263005060" name="Grafik 1"/>
             <wp:cNvGraphicFramePr>
               <a:graphicFrameLocks xmlns:a="http://schemas.openxmlformats.org/drawingml/2006/main" noChangeAspect="1"/>
             </wp:cNvGraphicFramePr>
@@ -199,17 +372,11 @@
               <a:graphicData uri="http://schemas.openxmlformats.org/drawingml/2006/picture">
                 <pic:pic xmlns:pic="http://schemas.openxmlformats.org/drawingml/2006/picture">
                   <pic:nvPicPr>
-                    <pic:cNvPr id="475771421" name="Grafik 475771421"/>
+                    <pic:cNvPr id="263005060" name=""/>
                     <pic:cNvPicPr/>
                   </pic:nvPicPr>
                   <pic:blipFill>
-                    <a:blip r:embed="rId5">
-                      <a:extLst>
-                        <a:ext uri="{28A0092B-C50C-407E-A947-70E740481C1C}">
-                          <a14:useLocalDpi xmlns:a14="http://schemas.microsoft.com/office/drawing/2010/main" val="0"/>
-                        </a:ext>
-                      </a:extLst>
-                    </a:blip>
+                    <a:blip r:embed="rId5"/>
                     <a:stretch>
                       <a:fillRect/>
                     </a:stretch>
@@ -217,7 +384,7 @@
                   <pic:spPr>
                     <a:xfrm>
                       <a:off x="0" y="0"/>
-                      <a:ext cx="5760720" cy="876300"/>
+                      <a:ext cx="5760720" cy="3302000"/>
                     </a:xfrm>
                     <a:prstGeom prst="rect">
                       <a:avLst/>
@@ -228,160 +395,6 @@
             </a:graphic>
           </wp:inline>
         </w:drawing>
-      </w:r>
-    </w:p>
-    <w:p>
-      <w:pPr>
-        <w:rPr>
-          <w:lang w:val="de-DE"/>
-        </w:rPr>
-      </w:pPr>
-      <w:r>
-        <w:rPr>
-          <w:lang w:val="de-DE"/>
-        </w:rPr>
-        <w:t xml:space="preserve">Gamescreen </w:t>
-      </w:r>
-      <w:proofErr w:type="gramStart"/>
-      <w:r>
-        <w:rPr>
-          <w:lang w:val="de-DE"/>
-        </w:rPr>
-        <w:t>weiter gearbeitet</w:t>
-      </w:r>
-      <w:proofErr w:type="gramEnd"/>
-    </w:p>
-    <w:p>
-      <w:pPr>
-        <w:rPr>
-          <w:lang w:val="de-DE"/>
-        </w:rPr>
-      </w:pPr>
-      <w:r>
-        <w:rPr>
-          <w:lang w:val="de-DE"/>
-        </w:rPr>
-        <w:t xml:space="preserve">JSON-Datei für </w:t>
-      </w:r>
-      <w:proofErr w:type="spellStart"/>
-      <w:r>
-        <w:rPr>
-          <w:lang w:val="de-DE"/>
-        </w:rPr>
-        <w:t>characters</w:t>
-      </w:r>
-      <w:proofErr w:type="spellEnd"/>
-      <w:r>
-        <w:rPr>
-          <w:lang w:val="de-DE"/>
-        </w:rPr>
-        <w:t xml:space="preserve"> angelegt (ohne Bilder)</w:t>
-      </w:r>
-    </w:p>
-    <w:p>
-      <w:pPr>
-        <w:pStyle w:val="berschrift2"/>
-        <w:rPr>
-          <w:lang w:val="de-DE"/>
-        </w:rPr>
-      </w:pPr>
-    </w:p>
-    <w:p>
-      <w:pPr>
-        <w:pStyle w:val="berschrift2"/>
-        <w:rPr>
-          <w:lang w:val="de-DE"/>
-        </w:rPr>
-      </w:pPr>
-      <w:r>
-        <w:rPr>
-          <w:lang w:val="de-DE"/>
-        </w:rPr>
-        <w:t>Meine Ziele für den nächsten Sprint</w:t>
-      </w:r>
-    </w:p>
-    <w:p>
-      <w:pPr>
-        <w:pStyle w:val="Listenabsatz"/>
-        <w:numPr>
-          <w:ilvl w:val="0"/>
-          <w:numId w:val="1"/>
-        </w:numPr>
-        <w:rPr>
-          <w:lang w:val="de-DE"/>
-        </w:rPr>
-      </w:pPr>
-      <w:r>
-        <w:rPr>
-          <w:lang w:val="de-DE"/>
-        </w:rPr>
-        <w:t>Fehler beheben</w:t>
-      </w:r>
-    </w:p>
-    <w:p>
-      <w:pPr>
-        <w:pStyle w:val="Listenabsatz"/>
-        <w:numPr>
-          <w:ilvl w:val="0"/>
-          <w:numId w:val="1"/>
-        </w:numPr>
-        <w:rPr>
-          <w:lang w:val="de-DE"/>
-        </w:rPr>
-      </w:pPr>
-      <w:proofErr w:type="spellStart"/>
-      <w:r>
-        <w:rPr>
-          <w:lang w:val="de-DE"/>
-        </w:rPr>
-        <w:t>Json</w:t>
-      </w:r>
-      <w:proofErr w:type="spellEnd"/>
-      <w:r>
-        <w:rPr>
-          <w:lang w:val="de-DE"/>
-        </w:rPr>
-        <w:t xml:space="preserve"> </w:t>
-      </w:r>
-      <w:proofErr w:type="spellStart"/>
-      <w:r>
-        <w:rPr>
-          <w:lang w:val="de-DE"/>
-        </w:rPr>
-        <w:t>datei</w:t>
-      </w:r>
-      <w:proofErr w:type="spellEnd"/>
-      <w:r>
-        <w:rPr>
-          <w:lang w:val="de-DE"/>
-        </w:rPr>
-        <w:t xml:space="preserve"> einbinden</w:t>
-      </w:r>
-    </w:p>
-    <w:p>
-      <w:pPr>
-        <w:pStyle w:val="Listenabsatz"/>
-        <w:numPr>
-          <w:ilvl w:val="0"/>
-          <w:numId w:val="1"/>
-        </w:numPr>
-        <w:rPr>
-          <w:lang w:val="de-DE"/>
-        </w:rPr>
-      </w:pPr>
-      <w:proofErr w:type="spellStart"/>
-      <w:r>
-        <w:rPr>
-          <w:lang w:val="de-DE"/>
-        </w:rPr>
-        <w:t>Shopfunktion</w:t>
-      </w:r>
-      <w:proofErr w:type="spellEnd"/>
-      <w:r>
-        <w:rPr>
-          <w:lang w:val="de-DE"/>
-        </w:rPr>
-        <w:t xml:space="preserve"> </w:t>
       </w:r>
     </w:p>
     <w:sectPr>
@@ -508,8 +521,123 @@
       </w:rPr>
     </w:lvl>
   </w:abstractNum>
+  <w:abstractNum w:abstractNumId="1" w15:restartNumberingAfterBreak="0">
+    <w:nsid w:val="34DA5A76"/>
+    <w:multiLevelType w:val="hybridMultilevel"/>
+    <w:tmpl w:val="1B68C820"/>
+    <w:lvl w:ilvl="0" w:tplc="923437AC">
+      <w:numFmt w:val="bullet"/>
+      <w:lvlText w:val="-"/>
+      <w:lvlJc w:val="left"/>
+      <w:pPr>
+        <w:ind w:left="720" w:hanging="360"/>
+      </w:pPr>
+      <w:rPr>
+        <w:rFonts w:ascii="Aptos" w:eastAsiaTheme="minorHAnsi" w:hAnsi="Aptos" w:cstheme="minorBidi" w:hint="default"/>
+      </w:rPr>
+    </w:lvl>
+    <w:lvl w:ilvl="1" w:tplc="0C070003" w:tentative="1">
+      <w:start w:val="1"/>
+      <w:numFmt w:val="bullet"/>
+      <w:lvlText w:val="o"/>
+      <w:lvlJc w:val="left"/>
+      <w:pPr>
+        <w:ind w:left="1440" w:hanging="360"/>
+      </w:pPr>
+      <w:rPr>
+        <w:rFonts w:ascii="Courier New" w:hAnsi="Courier New" w:cs="Courier New" w:hint="default"/>
+      </w:rPr>
+    </w:lvl>
+    <w:lvl w:ilvl="2" w:tplc="0C070005" w:tentative="1">
+      <w:start w:val="1"/>
+      <w:numFmt w:val="bullet"/>
+      <w:lvlText w:val=""/>
+      <w:lvlJc w:val="left"/>
+      <w:pPr>
+        <w:ind w:left="2160" w:hanging="360"/>
+      </w:pPr>
+      <w:rPr>
+        <w:rFonts w:ascii="Wingdings" w:hAnsi="Wingdings" w:hint="default"/>
+      </w:rPr>
+    </w:lvl>
+    <w:lvl w:ilvl="3" w:tplc="0C070001" w:tentative="1">
+      <w:start w:val="1"/>
+      <w:numFmt w:val="bullet"/>
+      <w:lvlText w:val=""/>
+      <w:lvlJc w:val="left"/>
+      <w:pPr>
+        <w:ind w:left="2880" w:hanging="360"/>
+      </w:pPr>
+      <w:rPr>
+        <w:rFonts w:ascii="Symbol" w:hAnsi="Symbol" w:hint="default"/>
+      </w:rPr>
+    </w:lvl>
+    <w:lvl w:ilvl="4" w:tplc="0C070003" w:tentative="1">
+      <w:start w:val="1"/>
+      <w:numFmt w:val="bullet"/>
+      <w:lvlText w:val="o"/>
+      <w:lvlJc w:val="left"/>
+      <w:pPr>
+        <w:ind w:left="3600" w:hanging="360"/>
+      </w:pPr>
+      <w:rPr>
+        <w:rFonts w:ascii="Courier New" w:hAnsi="Courier New" w:cs="Courier New" w:hint="default"/>
+      </w:rPr>
+    </w:lvl>
+    <w:lvl w:ilvl="5" w:tplc="0C070005" w:tentative="1">
+      <w:start w:val="1"/>
+      <w:numFmt w:val="bullet"/>
+      <w:lvlText w:val=""/>
+      <w:lvlJc w:val="left"/>
+      <w:pPr>
+        <w:ind w:left="4320" w:hanging="360"/>
+      </w:pPr>
+      <w:rPr>
+        <w:rFonts w:ascii="Wingdings" w:hAnsi="Wingdings" w:hint="default"/>
+      </w:rPr>
+    </w:lvl>
+    <w:lvl w:ilvl="6" w:tplc="0C070001" w:tentative="1">
+      <w:start w:val="1"/>
+      <w:numFmt w:val="bullet"/>
+      <w:lvlText w:val=""/>
+      <w:lvlJc w:val="left"/>
+      <w:pPr>
+        <w:ind w:left="5040" w:hanging="360"/>
+      </w:pPr>
+      <w:rPr>
+        <w:rFonts w:ascii="Symbol" w:hAnsi="Symbol" w:hint="default"/>
+      </w:rPr>
+    </w:lvl>
+    <w:lvl w:ilvl="7" w:tplc="0C070003" w:tentative="1">
+      <w:start w:val="1"/>
+      <w:numFmt w:val="bullet"/>
+      <w:lvlText w:val="o"/>
+      <w:lvlJc w:val="left"/>
+      <w:pPr>
+        <w:ind w:left="5760" w:hanging="360"/>
+      </w:pPr>
+      <w:rPr>
+        <w:rFonts w:ascii="Courier New" w:hAnsi="Courier New" w:cs="Courier New" w:hint="default"/>
+      </w:rPr>
+    </w:lvl>
+    <w:lvl w:ilvl="8" w:tplc="0C070005" w:tentative="1">
+      <w:start w:val="1"/>
+      <w:numFmt w:val="bullet"/>
+      <w:lvlText w:val=""/>
+      <w:lvlJc w:val="left"/>
+      <w:pPr>
+        <w:ind w:left="6480" w:hanging="360"/>
+      </w:pPr>
+      <w:rPr>
+        <w:rFonts w:ascii="Wingdings" w:hAnsi="Wingdings" w:hint="default"/>
+      </w:rPr>
+    </w:lvl>
+  </w:abstractNum>
   <w:num w:numId="1" w16cid:durableId="1413162185">
     <w:abstractNumId w:val="0"/>
+  </w:num>
+  <w:num w:numId="2" w16cid:durableId="1625697921">
+    <w:abstractNumId w:val="1"/>
   </w:num>
 </w:numbering>
 </file>
